--- a/templates/sale/طلب_ضم_حيازة.docx
+++ b/templates/sale/طلب_ضم_حيازة.docx
@@ -246,64 +246,64 @@
         </w:rPr>
         <w:t>ط</w:t>
       </w:r>
-      <w:r>
-        <w:rPr>
-          <w:rFonts w:asciiTheme="minorBidi" w:hAnsiTheme="minorBidi" w:cs="Arial"/>
-          <w:b/>
-          <w:bCs/>
-          <w:sz w:val="30"/>
-          <w:szCs w:val="30"/>
-          <w:rtl/>
-        </w:rPr>
-        <w:t xml:space="preserve">، </w:t>
-      </w:r>
-      <w:r>
-        <w:rPr>
-          <w:rFonts w:asciiTheme="minorBidi" w:hAnsiTheme="minorBidi" w:cs="Arial" w:hint="cs"/>
-          <w:b/>
-          <w:bCs/>
-          <w:sz w:val="30"/>
-          <w:szCs w:val="30"/>
-          <w:rtl/>
-        </w:rPr>
-        <w:t xml:space="preserve"> </w:t>
-      </w:r>
-      <w:r>
-        <w:rPr>
-          <w:rFonts w:asciiTheme="minorBidi" w:hAnsiTheme="minorBidi" w:cs="Arial"/>
-          <w:b/>
-          <w:bCs/>
-          <w:sz w:val="30"/>
-          <w:szCs w:val="30"/>
-          <w:rtl/>
-        </w:rPr>
-        <w:t xml:space="preserve"> {{ مساحة_البيع_فدان }}</w:t>
-      </w:r>
-      <w:r>
-        <w:rPr>
-          <w:rFonts w:asciiTheme="minorBidi" w:hAnsiTheme="minorBidi" w:cs="Arial"/>
-          <w:b/>
-          <w:bCs/>
-          <w:sz w:val="30"/>
-          <w:szCs w:val="30"/>
-          <w:vertAlign w:val="superscript"/>
-          <w:rtl/>
-        </w:rPr>
-        <w:t>ف</w:t>
-      </w:r>
-      <w:r>
-        <w:rPr>
-          <w:rFonts w:asciiTheme="minorBidi" w:hAnsiTheme="minorBidi" w:cs="Arial"/>
-          <w:b/>
-          <w:bCs/>
-          <w:sz w:val="30"/>
-          <w:szCs w:val="30"/>
-          <w:rtl/>
-        </w:rPr>
-        <w:t>)</w:t>
-      </w:r>
       <w:bookmarkStart w:id="0" w:name="_GoBack"/>
       <w:bookmarkEnd w:id="0"/>
+      <w:r>
+        <w:rPr>
+          <w:rFonts w:asciiTheme="minorBidi" w:hAnsiTheme="minorBidi" w:cs="Arial"/>
+          <w:b/>
+          <w:bCs/>
+          <w:sz w:val="30"/>
+          <w:szCs w:val="30"/>
+          <w:rtl/>
+        </w:rPr>
+        <w:t xml:space="preserve"> </w:t>
+      </w:r>
+      <w:r>
+        <w:rPr>
+          <w:rFonts w:asciiTheme="minorBidi" w:hAnsiTheme="minorBidi" w:cs="Arial" w:hint="cs"/>
+          <w:b/>
+          <w:bCs/>
+          <w:sz w:val="30"/>
+          <w:szCs w:val="30"/>
+          <w:rtl/>
+        </w:rPr>
+        <w:t xml:space="preserve"> </w:t>
+      </w:r>
+      <w:r>
+        <w:rPr>
+          <w:rFonts w:asciiTheme="minorBidi" w:hAnsiTheme="minorBidi" w:cs="Arial"/>
+          <w:b/>
+          <w:bCs/>
+          <w:sz w:val="30"/>
+          <w:szCs w:val="30"/>
+          <w:rtl/>
+        </w:rPr>
+        <w:t xml:space="preserve"> {{ مساحة_البيع_فدان }}</w:t>
+      </w:r>
+      <w:r>
+        <w:rPr>
+          <w:rFonts w:asciiTheme="minorBidi" w:hAnsiTheme="minorBidi" w:cs="Arial"/>
+          <w:b/>
+          <w:bCs/>
+          <w:sz w:val="30"/>
+          <w:szCs w:val="30"/>
+          <w:vertAlign w:val="superscript"/>
+          <w:rtl/>
+        </w:rPr>
+        <w:t>ف</w:t>
+      </w:r>
+      <w:r>
+        <w:rPr>
+          <w:rFonts w:asciiTheme="minorBidi" w:hAnsiTheme="minorBidi" w:cs="Arial"/>
+          <w:b/>
+          <w:bCs/>
+          <w:sz w:val="30"/>
+          <w:szCs w:val="30"/>
+          <w:rtl/>
+        </w:rPr>
+        <w:t>)</w:t>
+      </w:r>
     </w:p>
     <w:p>
       <w:pPr>
@@ -374,7 +374,7 @@
           <w:szCs w:val="30"/>
           <w:rtl/>
         </w:rPr>
-        <w:t>{{ تاريخ_العقد }}</w:t>
+        <w:t>{{تاريخ_العقد_رقمي}}</w:t>
       </w:r>
     </w:p>
     <w:p>
